--- a/templates/medical_letter.docx
+++ b/templates/medical_letter.docx
@@ -5,6 +5,7 @@
     <w:p>
       <w:r>
         <w:rPr>
+          <w:rFonts w:cs="Noto Sans Gujarati"/>
           <w:b w:val="0"/>
         </w:rPr>
         <w:t>To,</w:t>
@@ -13,6 +14,7 @@
     <w:p>
       <w:r>
         <w:rPr>
+          <w:rFonts w:cs="Noto Sans Gujarati"/>
           <w:b w:val="0"/>
         </w:rPr>
         <w:t>The Medical Officer,</w:t>
@@ -21,6 +23,7 @@
     <w:p>
       <w:r>
         <w:rPr>
+          <w:rFonts w:cs="Noto Sans Gujarati"/>
           <w:b w:val="0"/>
         </w:rPr>
         <w:t>{{ hospital }}.</w:t>
@@ -33,6 +36,7 @@
       </w:pPr>
       <w:r>
         <w:rPr>
+          <w:rFonts w:cs="Noto Sans Gujarati"/>
           <w:b/>
           <w:sz w:val="28"/>
         </w:rPr>
@@ -43,6 +47,7 @@
     <w:p>
       <w:r>
         <w:rPr>
+          <w:rFonts w:cs="Noto Sans Gujarati"/>
           <w:b w:val="0"/>
         </w:rPr>
         <w:t>From: {{ io_name }}, Investigating Officer, {{ police_station }}, {{ district }}.</w:t>
@@ -51,6 +56,7 @@
     <w:p>
       <w:r>
         <w:rPr>
+          <w:rFonts w:cs="Noto Sans Gujarati"/>
           <w:b w:val="0"/>
         </w:rPr>
         <w:t>Case / FIR No.: {{ case_number }}  (FIR No. {{ fir_number }})</w:t>
@@ -60,6 +66,7 @@
     <w:p>
       <w:r>
         <w:rPr>
+          <w:rFonts w:cs="Noto Sans Gujarati"/>
           <w:b w:val="0"/>
         </w:rPr>
         <w:t>Sir / Madam,</w:t>
@@ -68,6 +75,7 @@
     <w:p>
       <w:r>
         <w:rPr>
+          <w:rFonts w:cs="Noto Sans Gujarati"/>
           <w:b w:val="0"/>
         </w:rPr>
         <w:t>In connection with the above case, {{ subject_name }} ({{ subject_role }}) is being produced before you. You are requested to conduct the medical examination of the said person for the following purpose:</w:t>
@@ -76,6 +84,7 @@
     <w:p>
       <w:r>
         <w:rPr>
+          <w:rFonts w:ascii="Noto Sans Gujarati" w:hAnsi="Noto Sans Gujarati" w:cs="Noto Sans Gujarati" w:eastAsia="Noto Sans Gujarati"/>
           <w:b w:val="0"/>
         </w:rPr>
         <w:t>Purpose of examination: {{ examination_purpose }}</w:t>
@@ -85,6 +94,7 @@
     <w:p>
       <w:r>
         <w:rPr>
+          <w:rFonts w:cs="Noto Sans Gujarati"/>
           <w:b w:val="0"/>
         </w:rPr>
         <w:t>You are further requested to furnish the medical examination report and certificate to this office at the earliest for the purpose of investigation.</w:t>
@@ -107,6 +117,9 @@
           </w:tcPr>
           <w:p>
             <w:r>
+              <w:rPr>
+                <w:rFonts w:cs="Noto Sans Gujarati"/>
+              </w:rPr>
               <w:t>Place: {{ police_station }}</w:t>
             </w:r>
           </w:p>
@@ -120,6 +133,9 @@
               <w:jc w:val="right"/>
             </w:pPr>
             <w:r>
+              <w:rPr>
+                <w:rFonts w:cs="Noto Sans Gujarati"/>
+              </w:rPr>
               <w:t>{{ io_name }}</w:t>
               <w:br/>
               <w:t>Investigating Officer</w:t>
@@ -131,6 +147,7 @@
     <w:p>
       <w:r>
         <w:rPr>
+          <w:rFonts w:cs="Noto Sans Gujarati"/>
           <w:b w:val="0"/>
         </w:rPr>
         <w:t>NOTE: Draft generated by CrimeGPT — to be verified and signed by the officer.</w:t>
@@ -354,7 +371,7 @@
   <w:docDefaults>
     <w:rPrDefault>
       <w:rPr>
-        <w:rFonts w:asciiTheme="minorHAnsi" w:eastAsiaTheme="minorEastAsia" w:hAnsiTheme="minorHAnsi" w:cstheme="minorBidi"/>
+        <w:rFonts w:asciiTheme="minorHAnsi" w:eastAsiaTheme="minorEastAsia" w:hAnsiTheme="minorHAnsi" w:cs="Noto Sans Gujarati"/>
         <w:sz w:val="22"/>
         <w:szCs w:val="22"/>
         <w:lang w:val="en-US" w:eastAsia="en-US" w:bidi="ar-SA"/>

--- a/templates/medical_letter.docx
+++ b/templates/medical_letter.docx
@@ -5,19 +5,19 @@
     <w:p>
       <w:r>
         <w:rPr>
-          <w:rFonts w:cs="Noto Sans Gujarati"/>
+          <w:rFonts w:ascii="Noto Sans Gujarati" w:hAnsi="Noto Sans Gujarati" w:cs="Noto Sans Gujarati" w:eastAsia="Noto Sans Gujarati"/>
           <w:b w:val="0"/>
         </w:rPr>
-        <w:t>To,</w:t>
+        <w:t>{{ L.to }}</w:t>
       </w:r>
     </w:p>
     <w:p>
       <w:r>
         <w:rPr>
-          <w:rFonts w:cs="Noto Sans Gujarati"/>
+          <w:rFonts w:ascii="Noto Sans Gujarati" w:hAnsi="Noto Sans Gujarati" w:cs="Noto Sans Gujarati" w:eastAsia="Noto Sans Gujarati"/>
           <w:b w:val="0"/>
         </w:rPr>
-        <w:t>The Medical Officer,</w:t>
+        <w:t>{{ L.medical_to2 }}</w:t>
       </w:r>
     </w:p>
     <w:p>
@@ -36,49 +36,21 @@
       </w:pPr>
       <w:r>
         <w:rPr>
-          <w:rFonts w:cs="Noto Sans Gujarati"/>
+          <w:rFonts w:ascii="Noto Sans Gujarati" w:hAnsi="Noto Sans Gujarati" w:cs="Noto Sans Gujarati" w:eastAsia="Noto Sans Gujarati"/>
           <w:b/>
           <w:sz w:val="28"/>
         </w:rPr>
-        <w:t>REQUEST FOR MEDICAL EXAMINATION</w:t>
+        <w:t>{{ L.heading_medical }}</w:t>
       </w:r>
     </w:p>
     <w:p/>
     <w:p>
       <w:r>
         <w:rPr>
-          <w:rFonts w:cs="Noto Sans Gujarati"/>
+          <w:rFonts w:ascii="Noto Sans Gujarati" w:hAnsi="Noto Sans Gujarati" w:cs="Noto Sans Gujarati" w:eastAsia="Noto Sans Gujarati"/>
           <w:b w:val="0"/>
         </w:rPr>
-        <w:t>From: {{ io_name }}, Investigating Officer, {{ police_station }}, {{ district }}.</w:t>
-      </w:r>
-    </w:p>
-    <w:p>
-      <w:r>
-        <w:rPr>
-          <w:rFonts w:cs="Noto Sans Gujarati"/>
-          <w:b w:val="0"/>
-        </w:rPr>
-        <w:t>Case / FIR No.: {{ case_number }}  (FIR No. {{ fir_number }})</w:t>
-      </w:r>
-    </w:p>
-    <w:p/>
-    <w:p>
-      <w:r>
-        <w:rPr>
-          <w:rFonts w:cs="Noto Sans Gujarati"/>
-          <w:b w:val="0"/>
-        </w:rPr>
-        <w:t>Sir / Madam,</w:t>
-      </w:r>
-    </w:p>
-    <w:p>
-      <w:r>
-        <w:rPr>
-          <w:rFonts w:cs="Noto Sans Gujarati"/>
-          <w:b w:val="0"/>
-        </w:rPr>
-        <w:t>In connection with the above case, {{ subject_name }} ({{ subject_role }}) is being produced before you. You are requested to conduct the medical examination of the said person for the following purpose:</w:t>
+        <w:t>{{ L.from_label }} {{ io_name }}, {{ L.io_designation }}, {{ police_station }}, {{ district }}.</w:t>
       </w:r>
     </w:p>
     <w:p>
@@ -87,17 +59,45 @@
           <w:rFonts w:ascii="Noto Sans Gujarati" w:hAnsi="Noto Sans Gujarati" w:cs="Noto Sans Gujarati" w:eastAsia="Noto Sans Gujarati"/>
           <w:b w:val="0"/>
         </w:rPr>
-        <w:t>Purpose of examination: {{ examination_purpose }}</w:t>
+        <w:t>{{ L.case_fir_no }}: {{ case_number }}  ({{ L.fir_no }} {{ fir_number }})</w:t>
       </w:r>
     </w:p>
     <w:p/>
     <w:p>
       <w:r>
         <w:rPr>
-          <w:rFonts w:cs="Noto Sans Gujarati"/>
+          <w:rFonts w:ascii="Noto Sans Gujarati" w:hAnsi="Noto Sans Gujarati" w:cs="Noto Sans Gujarati" w:eastAsia="Noto Sans Gujarati"/>
           <w:b w:val="0"/>
         </w:rPr>
-        <w:t>You are further requested to furnish the medical examination report and certificate to this office at the earliest for the purpose of investigation.</w:t>
+        <w:t>{{ L.sir_madam }}</w:t>
+      </w:r>
+    </w:p>
+    <w:p>
+      <w:r>
+        <w:rPr>
+          <w:rFonts w:ascii="Noto Sans Gujarati" w:hAnsi="Noto Sans Gujarati" w:cs="Noto Sans Gujarati" w:eastAsia="Noto Sans Gujarati"/>
+          <w:b w:val="0"/>
+        </w:rPr>
+        <w:t>{{ med_body }}</w:t>
+      </w:r>
+    </w:p>
+    <w:p>
+      <w:r>
+        <w:rPr>
+          <w:rFonts w:ascii="Noto Sans Gujarati" w:hAnsi="Noto Sans Gujarati" w:cs="Noto Sans Gujarati" w:eastAsia="Noto Sans Gujarati"/>
+          <w:b w:val="0"/>
+        </w:rPr>
+        <w:t>{{ L.purpose_label }} {{ examination_purpose }}</w:t>
+      </w:r>
+    </w:p>
+    <w:p/>
+    <w:p>
+      <w:r>
+        <w:rPr>
+          <w:rFonts w:ascii="Noto Sans Gujarati" w:hAnsi="Noto Sans Gujarati" w:cs="Noto Sans Gujarati" w:eastAsia="Noto Sans Gujarati"/>
+          <w:b w:val="0"/>
+        </w:rPr>
+        <w:t>{{ L.med_closing }}</w:t>
       </w:r>
     </w:p>
     <w:p/>
@@ -118,9 +118,9 @@
           <w:p>
             <w:r>
               <w:rPr>
-                <w:rFonts w:cs="Noto Sans Gujarati"/>
+                <w:rFonts w:ascii="Noto Sans Gujarati" w:hAnsi="Noto Sans Gujarati" w:cs="Noto Sans Gujarati" w:eastAsia="Noto Sans Gujarati"/>
               </w:rPr>
-              <w:t>Place: {{ police_station }}</w:t>
+              <w:t>{{ L.place }}: {{ police_station }}</w:t>
             </w:r>
           </w:p>
         </w:tc>
@@ -134,11 +134,11 @@
             </w:pPr>
             <w:r>
               <w:rPr>
-                <w:rFonts w:cs="Noto Sans Gujarati"/>
+                <w:rFonts w:ascii="Noto Sans Gujarati" w:hAnsi="Noto Sans Gujarati" w:cs="Noto Sans Gujarati" w:eastAsia="Noto Sans Gujarati"/>
               </w:rPr>
               <w:t>{{ io_name }}</w:t>
               <w:br/>
-              <w:t>Investigating Officer</w:t>
+              <w:t>{{ L.io_designation }}</w:t>
             </w:r>
           </w:p>
         </w:tc>
@@ -147,10 +147,10 @@
     <w:p>
       <w:r>
         <w:rPr>
-          <w:rFonts w:cs="Noto Sans Gujarati"/>
+          <w:rFonts w:ascii="Noto Sans Gujarati" w:hAnsi="Noto Sans Gujarati" w:cs="Noto Sans Gujarati" w:eastAsia="Noto Sans Gujarati"/>
           <w:b w:val="0"/>
         </w:rPr>
-        <w:t>NOTE: Draft generated by CrimeGPT — to be verified and signed by the officer.</w:t>
+        <w:t>{{ L.note_draft }}</w:t>
       </w:r>
     </w:p>
     <w:sectPr>
